--- a/05_Schleifen/Übungen/01_while_do-while/DecimalToBinary/DecimalToBinary.docx
+++ b/05_Schleifen/Übungen/01_while_do-while/DecimalToBinary/DecimalToBinary.docx
@@ -56,14 +56,70 @@
           <w:szCs w:val="20"/>
         </w:rPr>
       </w:pPr>
+      <w:proofErr w:type="spellStart"/>
       <w:r>
         <w:rPr>
           <w:rFonts w:ascii="Courier New" w:hAnsi="Courier New" w:cs="Courier New"/>
           <w:sz w:val="20"/>
           <w:szCs w:val="20"/>
         </w:rPr>
-        <w:t>Convert decimal to binary</w:t>
-      </w:r>
+        <w:t>Convert</w:t>
+      </w:r>
+      <w:proofErr w:type="spellEnd"/>
+      <w:r>
+        <w:rPr>
+          <w:rFonts w:ascii="Courier New" w:hAnsi="Courier New" w:cs="Courier New"/>
+          <w:sz w:val="20"/>
+          <w:szCs w:val="20"/>
+        </w:rPr>
+        <w:t xml:space="preserve"> </w:t>
+      </w:r>
+      <w:proofErr w:type="spellStart"/>
+      <w:r>
+        <w:rPr>
+          <w:rFonts w:ascii="Courier New" w:hAnsi="Courier New" w:cs="Courier New"/>
+          <w:sz w:val="20"/>
+          <w:szCs w:val="20"/>
+        </w:rPr>
+        <w:t>decimal</w:t>
+      </w:r>
+      <w:proofErr w:type="spellEnd"/>
+      <w:r>
+        <w:rPr>
+          <w:rFonts w:ascii="Courier New" w:hAnsi="Courier New" w:cs="Courier New"/>
+          <w:sz w:val="20"/>
+          <w:szCs w:val="20"/>
+        </w:rPr>
+        <w:t xml:space="preserve"> </w:t>
+      </w:r>
+      <w:proofErr w:type="spellStart"/>
+      <w:r>
+        <w:rPr>
+          <w:rFonts w:ascii="Courier New" w:hAnsi="Courier New" w:cs="Courier New"/>
+          <w:sz w:val="20"/>
+          <w:szCs w:val="20"/>
+        </w:rPr>
+        <w:t>to</w:t>
+      </w:r>
+      <w:proofErr w:type="spellEnd"/>
+      <w:r>
+        <w:rPr>
+          <w:rFonts w:ascii="Courier New" w:hAnsi="Courier New" w:cs="Courier New"/>
+          <w:sz w:val="20"/>
+          <w:szCs w:val="20"/>
+        </w:rPr>
+        <w:t xml:space="preserve"> </w:t>
+      </w:r>
+      <w:proofErr w:type="spellStart"/>
+      <w:r>
+        <w:rPr>
+          <w:rFonts w:ascii="Courier New" w:hAnsi="Courier New" w:cs="Courier New"/>
+          <w:sz w:val="20"/>
+          <w:szCs w:val="20"/>
+        </w:rPr>
+        <w:t>binary</w:t>
+      </w:r>
+      <w:proofErr w:type="spellEnd"/>
     </w:p>
     <w:p>
       <w:pPr>
@@ -90,6 +146,7 @@
           <w:rFonts w:ascii="Courier New" w:hAnsi="Courier New" w:cs="Courier New"/>
           <w:sz w:val="20"/>
           <w:szCs w:val="20"/>
+          <w:lang w:val="en-US"/>
         </w:rPr>
       </w:pPr>
       <w:r>
@@ -97,8 +154,20 @@
           <w:rFonts w:ascii="Courier New" w:hAnsi="Courier New" w:cs="Courier New"/>
           <w:sz w:val="20"/>
           <w:szCs w:val="20"/>
+          <w:lang w:val="en-US"/>
         </w:rPr>
-        <w:t>Please enter decimal value [int]: 100</w:t>
+        <w:t xml:space="preserve">Please enter decimal value [int]: </w:t>
+      </w:r>
+      <w:r>
+        <w:rPr>
+          <w:rFonts w:ascii="Courier New" w:hAnsi="Courier New" w:cs="Courier New"/>
+          <w:b/>
+          <w:bCs/>
+          <w:sz w:val="20"/>
+          <w:szCs w:val="20"/>
+          <w:lang w:val="en-US"/>
+        </w:rPr>
+        <w:t>100</w:t>
       </w:r>
     </w:p>
     <w:p>
@@ -110,13 +179,77 @@
           <w:szCs w:val="20"/>
         </w:rPr>
       </w:pPr>
+      <w:proofErr w:type="spellStart"/>
       <w:r>
         <w:rPr>
           <w:rFonts w:ascii="Courier New" w:hAnsi="Courier New" w:cs="Courier New"/>
           <w:sz w:val="20"/>
           <w:szCs w:val="20"/>
         </w:rPr>
-        <w:t>Decimal number: 100 as binary: 1100100</w:t>
+        <w:t>Decimal</w:t>
+      </w:r>
+      <w:proofErr w:type="spellEnd"/>
+      <w:r>
+        <w:rPr>
+          <w:rFonts w:ascii="Courier New" w:hAnsi="Courier New" w:cs="Courier New"/>
+          <w:sz w:val="20"/>
+          <w:szCs w:val="20"/>
+        </w:rPr>
+        <w:t xml:space="preserve"> </w:t>
+      </w:r>
+      <w:proofErr w:type="spellStart"/>
+      <w:r>
+        <w:rPr>
+          <w:rFonts w:ascii="Courier New" w:hAnsi="Courier New" w:cs="Courier New"/>
+          <w:sz w:val="20"/>
+          <w:szCs w:val="20"/>
+        </w:rPr>
+        <w:t>number</w:t>
+      </w:r>
+      <w:proofErr w:type="spellEnd"/>
+      <w:r>
+        <w:rPr>
+          <w:rFonts w:ascii="Courier New" w:hAnsi="Courier New" w:cs="Courier New"/>
+          <w:sz w:val="20"/>
+          <w:szCs w:val="20"/>
+        </w:rPr>
+        <w:t xml:space="preserve">: 100 </w:t>
+      </w:r>
+      <w:proofErr w:type="spellStart"/>
+      <w:r>
+        <w:rPr>
+          <w:rFonts w:ascii="Courier New" w:hAnsi="Courier New" w:cs="Courier New"/>
+          <w:sz w:val="20"/>
+          <w:szCs w:val="20"/>
+        </w:rPr>
+        <w:t>as</w:t>
+      </w:r>
+      <w:proofErr w:type="spellEnd"/>
+      <w:r>
+        <w:rPr>
+          <w:rFonts w:ascii="Courier New" w:hAnsi="Courier New" w:cs="Courier New"/>
+          <w:sz w:val="20"/>
+          <w:szCs w:val="20"/>
+        </w:rPr>
+        <w:t xml:space="preserve"> </w:t>
+      </w:r>
+      <w:proofErr w:type="spellStart"/>
+      <w:r>
+        <w:rPr>
+          <w:rFonts w:ascii="Courier New" w:hAnsi="Courier New" w:cs="Courier New"/>
+          <w:sz w:val="20"/>
+          <w:szCs w:val="20"/>
+        </w:rPr>
+        <w:t>binary</w:t>
+      </w:r>
+      <w:proofErr w:type="spellEnd"/>
+      <w:r>
+        <w:rPr>
+          <w:rFonts w:ascii="Courier New" w:hAnsi="Courier New" w:cs="Courier New"/>
+          <w:sz w:val="20"/>
+          <w:szCs w:val="20"/>
+        </w:rPr>
+        <w:t>: 1100100</w:t>
       </w:r>
     </w:p>
     <w:p/>
@@ -676,13 +809,41 @@
             </w:rPr>
             <w:t>„</w:t>
           </w:r>
+          <w:proofErr w:type="spellStart"/>
           <w:r>
             <w:rPr>
               <w:rFonts w:ascii="Times New Roman" w:hAnsi="Times New Roman" w:cs="Times New Roman"/>
               <w:sz w:val="28"/>
               <w:szCs w:val="28"/>
             </w:rPr>
-            <w:t>Decimal to Binary</w:t>
+            <w:t>Decimal</w:t>
+          </w:r>
+          <w:proofErr w:type="spellEnd"/>
+          <w:r>
+            <w:rPr>
+              <w:rFonts w:ascii="Times New Roman" w:hAnsi="Times New Roman" w:cs="Times New Roman"/>
+              <w:sz w:val="28"/>
+              <w:szCs w:val="28"/>
+            </w:rPr>
+            <w:t xml:space="preserve"> </w:t>
+          </w:r>
+          <w:proofErr w:type="spellStart"/>
+          <w:r>
+            <w:rPr>
+              <w:rFonts w:ascii="Times New Roman" w:hAnsi="Times New Roman" w:cs="Times New Roman"/>
+              <w:sz w:val="28"/>
+              <w:szCs w:val="28"/>
+            </w:rPr>
+            <w:t>to</w:t>
+          </w:r>
+          <w:proofErr w:type="spellEnd"/>
+          <w:r>
+            <w:rPr>
+              <w:rFonts w:ascii="Times New Roman" w:hAnsi="Times New Roman" w:cs="Times New Roman"/>
+              <w:sz w:val="28"/>
+              <w:szCs w:val="28"/>
+            </w:rPr>
+            <w:t xml:space="preserve"> Binary</w:t>
           </w:r>
           <w:r>
             <w:rPr>
